--- a/EXPORTS/DOCX/review/niveau2/Dutch/India.docx
+++ b/EXPORTS/DOCX/review/niveau2/Dutch/India.docx
@@ -1384,88 +1384,13 @@
       </w:r>
       <w:r>
         <w:rPr>
-          <w:u w:val="single" w:color="0000ff"/>
           <w:rFonts w:ascii="Charis SIL Regular" w:hAnsi="Charis SIL Regular" w:eastAsia="Charis SIL Regular"/>
           <w:b w:val="0"/>
           <w:i w:val="0"/>
           <w:color w:val="000000"/>
           <w:sz w:val="24"/>
         </w:rPr>
-        <w:hyperlink r:id="rId17" w:history="1">
-          <w:r>
-            <w:rPr>
-              <w:rStyle w:val="Hyperlink"/>
-            </w:rPr>
-            <w:t>Noels van Se</w:t>
-          </w:r>
-        </w:hyperlink>
-      </w:r>
-      <w:r>
-        <w:rPr>
-          <w:rFonts w:ascii="Charis SIL Regular" w:hAnsi="Charis SIL Regular" w:eastAsia="Charis SIL Regular"/>
-          <w:b w:val="0"/>
-          <w:i w:val="0"/>
-          <w:color w:val="000000"/>
-          <w:sz w:val="24"/>
-        </w:rPr>
-        <w:t>roos</w:t>
-      </w:r>
-      <w:r>
-        <w:rPr>
-          <w:u w:val="single" w:color="0000ff"/>
-          <w:rFonts w:ascii="Charis SIL Regular" w:hAnsi="Charis SIL Regular" w:eastAsia="Charis SIL Regular"/>
-          <w:b w:val="0"/>
-          <w:i w:val="0"/>
-          <w:color w:val="000000"/>
-          <w:sz w:val="24"/>
-        </w:rPr>
-        <w:t>k</w:t>
-      </w:r>
-      <w:r>
-        <w:rPr>
-          <w:u w:val="single" w:color="0000ff"/>
-          <w:rFonts w:ascii="Charis SIL Regular" w:hAnsi="Charis SIL Regular" w:eastAsia="Charis SIL Regular"/>
-          <w:b w:val="0"/>
-          <w:i w:val="0"/>
-          <w:color w:val="000000"/>
-          <w:sz w:val="24"/>
-        </w:rPr>
-        <w:hyperlink r:id="rId18" w:history="1">
-          <w:r>
-            <w:rPr>
-              <w:rStyle w:val="Hyperlink"/>
-            </w:rPr>
-            <w:t>erke, af</w:t>
-          </w:r>
-        </w:hyperlink>
-      </w:r>
-      <w:r>
-        <w:rPr>
-          <w:u w:val="single" w:color="0000ff"/>
-          <w:rFonts w:ascii="Charis SIL Regular" w:hAnsi="Charis SIL Regular" w:eastAsia="Charis SIL Regular"/>
-          <w:b w:val="0"/>
-          <w:i w:val="0"/>
-          <w:color w:val="000000"/>
-          <w:sz w:val="24"/>
-        </w:rPr>
-        <w:hyperlink r:id="rId18" w:history="1">
-          <w:r>
-            <w:rPr>
-              <w:rStyle w:val="Hyperlink"/>
-            </w:rPr>
-            <w:t>komsti</w:t>
-          </w:r>
-        </w:hyperlink>
-      </w:r>
-      <w:r>
-        <w:rPr>
-          <w:rFonts w:ascii="Charis SIL Regular" w:hAnsi="Charis SIL Regular" w:eastAsia="Charis SIL Regular"/>
-          <w:b w:val="0"/>
-          <w:i w:val="0"/>
-          <w:color w:val="000000"/>
-          <w:sz w:val="24"/>
-        </w:rPr>
-        <w:t xml:space="preserve">g uit Sri Lanka of India - </w:t>
+        <w:t xml:space="preserve">Noels van Serooskerke, afkomstig uit Sri Lanka of India - </w:t>
       </w:r>
       <w:r>
         <w:rPr>
@@ -1474,6 +1399,7 @@
           <w:i w:val="0"/>
           <w:color w:val="0000FF"/>
           <w:sz w:val="24"/>
+          <w:u w:val="single"/>
         </w:rPr>
         <w:hyperlink r:id="rId20" w:history="1">
           <w:r>
@@ -1493,7 +1419,7 @@
           <w:sz w:val="24"/>
           <w:u w:val="single"/>
         </w:rPr>
-        <w:hyperlink r:id="rId19" w:history="1">
+        <w:hyperlink r:id="rId20" w:history="1">
           <w:r>
             <w:rPr>
               <w:rStyle w:val="Hyperlink"/>

--- a/EXPORTS/DOCX/review/niveau2/Dutch/India.docx
+++ b/EXPORTS/DOCX/review/niveau2/Dutch/India.docx
@@ -1118,14 +1118,7 @@
           <w:color w:val="000000"/>
           <w:sz w:val="24"/>
         </w:rPr>
-        <w:hyperlink r:id="rId14" w:history="1">
-          <w:r>
-            <w:rPr>
-              <w:rStyle w:val="Hyperlink"/>
-            </w:rPr>
-            <w:t xml:space="preserve">b) </w:t>
-          </w:r>
-        </w:hyperlink>
+        <w:t xml:space="preserve">b) </w:t>
       </w:r>
       <w:r>
         <w:rPr>
@@ -1384,13 +1377,70 @@
       </w:r>
       <w:r>
         <w:rPr>
+          <w:u w:val="single" w:color="0000ff"/>
           <w:rFonts w:ascii="Charis SIL Regular" w:hAnsi="Charis SIL Regular" w:eastAsia="Charis SIL Regular"/>
           <w:b w:val="0"/>
           <w:i w:val="0"/>
           <w:color w:val="000000"/>
           <w:sz w:val="24"/>
         </w:rPr>
-        <w:t xml:space="preserve">Noels van Serooskerke, afkomstig uit Sri Lanka of India - </w:t>
+        <w:hyperlink r:id="rId17" w:history="1">
+          <w:r>
+            <w:rPr>
+              <w:rStyle w:val="Hyperlink"/>
+            </w:rPr>
+            <w:t>Noels van Se</w:t>
+          </w:r>
+        </w:hyperlink>
+      </w:r>
+      <w:r>
+        <w:rPr>
+          <w:rFonts w:ascii="Charis SIL Regular" w:hAnsi="Charis SIL Regular" w:eastAsia="Charis SIL Regular"/>
+          <w:b w:val="0"/>
+          <w:i w:val="0"/>
+          <w:color w:val="000000"/>
+          <w:sz w:val="24"/>
+        </w:rPr>
+        <w:t>roos</w:t>
+      </w:r>
+      <w:r>
+        <w:rPr>
+          <w:u w:val="single" w:color="0000ff"/>
+          <w:rFonts w:ascii="Charis SIL Regular" w:hAnsi="Charis SIL Regular" w:eastAsia="Charis SIL Regular"/>
+          <w:b w:val="0"/>
+          <w:i w:val="0"/>
+          <w:color w:val="000000"/>
+          <w:sz w:val="24"/>
+        </w:rPr>
+        <w:t>k</w:t>
+      </w:r>
+      <w:r>
+        <w:rPr>
+          <w:u w:val="single" w:color="0000ff"/>
+          <w:rFonts w:ascii="Charis SIL Regular" w:hAnsi="Charis SIL Regular" w:eastAsia="Charis SIL Regular"/>
+          <w:b w:val="0"/>
+          <w:i w:val="0"/>
+          <w:color w:val="000000"/>
+          <w:sz w:val="24"/>
+        </w:rPr>
+        <w:hyperlink r:id="rId18" w:history="1">
+          <w:r>
+            <w:rPr>
+              <w:rStyle w:val="Hyperlink"/>
+            </w:rPr>
+            <w:t>erke, af</w:t>
+          </w:r>
+        </w:hyperlink>
+      </w:r>
+      <w:r>
+        <w:rPr>
+          <w:rFonts w:ascii="Charis SIL Regular" w:hAnsi="Charis SIL Regular" w:eastAsia="Charis SIL Regular"/>
+          <w:b w:val="0"/>
+          <w:i w:val="0"/>
+          <w:color w:val="000000"/>
+          <w:sz w:val="24"/>
+        </w:rPr>
+        <w:t xml:space="preserve">komstig uit Sri Lanka of India - </w:t>
       </w:r>
       <w:r>
         <w:rPr>
@@ -1419,7 +1469,7 @@
           <w:sz w:val="24"/>
           <w:u w:val="single"/>
         </w:rPr>
-        <w:hyperlink r:id="rId20" w:history="1">
+        <w:hyperlink r:id="rId19" w:history="1">
           <w:r>
             <w:rPr>
               <w:rStyle w:val="Hyperlink"/>

--- a/EXPORTS/DOCX/review/niveau2/Dutch/India.docx
+++ b/EXPORTS/DOCX/review/niveau2/Dutch/India.docx
@@ -1107,18 +1107,7 @@
           <w:color w:val="000000"/>
           <w:sz w:val="24"/>
         </w:rPr>
-        <w:t>u</w:t>
-      </w:r>
-      <w:r>
-        <w:rPr>
-          <w:u w:val="single" w:color="0000ff"/>
-          <w:rFonts w:ascii="Charis SIL Regular" w:hAnsi="Charis SIL Regular" w:eastAsia="Charis SIL Regular"/>
-          <w:b w:val="0"/>
-          <w:i w:val="0"/>
-          <w:color w:val="000000"/>
-          <w:sz w:val="24"/>
-        </w:rPr>
-        <w:t xml:space="preserve">b) </w:t>
+        <w:t xml:space="preserve">ub) </w:t>
       </w:r>
       <w:r>
         <w:rPr>
@@ -1377,42 +1366,13 @@
       </w:r>
       <w:r>
         <w:rPr>
-          <w:u w:val="single" w:color="0000ff"/>
           <w:rFonts w:ascii="Charis SIL Regular" w:hAnsi="Charis SIL Regular" w:eastAsia="Charis SIL Regular"/>
           <w:b w:val="0"/>
           <w:i w:val="0"/>
           <w:color w:val="000000"/>
           <w:sz w:val="24"/>
         </w:rPr>
-        <w:hyperlink r:id="rId17" w:history="1">
-          <w:r>
-            <w:rPr>
-              <w:rStyle w:val="Hyperlink"/>
-            </w:rPr>
-            <w:t>Noels van Se</w:t>
-          </w:r>
-        </w:hyperlink>
-      </w:r>
-      <w:r>
-        <w:rPr>
-          <w:rFonts w:ascii="Charis SIL Regular" w:hAnsi="Charis SIL Regular" w:eastAsia="Charis SIL Regular"/>
-          <w:b w:val="0"/>
-          <w:i w:val="0"/>
-          <w:color w:val="000000"/>
-          <w:sz w:val="24"/>
-        </w:rPr>
-        <w:t>roos</w:t>
-      </w:r>
-      <w:r>
-        <w:rPr>
-          <w:u w:val="single" w:color="0000ff"/>
-          <w:rFonts w:ascii="Charis SIL Regular" w:hAnsi="Charis SIL Regular" w:eastAsia="Charis SIL Regular"/>
-          <w:b w:val="0"/>
-          <w:i w:val="0"/>
-          <w:color w:val="000000"/>
-          <w:sz w:val="24"/>
-        </w:rPr>
-        <w:t>k</w:t>
+        <w:t>Noels van Serooskerke, af</w:t>
       </w:r>
       <w:r>
         <w:rPr>
@@ -1428,7 +1388,7 @@
             <w:rPr>
               <w:rStyle w:val="Hyperlink"/>
             </w:rPr>
-            <w:t>erke, af</w:t>
+            <w:t>komsti</w:t>
           </w:r>
         </w:hyperlink>
       </w:r>
@@ -1440,7 +1400,7 @@
           <w:color w:val="000000"/>
           <w:sz w:val="24"/>
         </w:rPr>
-        <w:t xml:space="preserve">komstig uit Sri Lanka of India - </w:t>
+        <w:t xml:space="preserve">g uit Sri Lanka of India - </w:t>
       </w:r>
       <w:r>
         <w:rPr>
